--- a/pract-6-awdf-24cs055.docx
+++ b/pract-6-awdf-24cs055.docx
@@ -524,7 +524,7 @@
           <w:tab w:val="left" w:pos="3375"/>
         </w:tabs>
         <w:ind w:right="450"/>
-        <w:jc w:val="both"/>
+        <w:jc w:val="left"/>
         <w:rPr>
           <w:rFonts w:ascii="Times New Roman" w:hAnsi="Times New Roman" w:eastAsia="Times New Roman" w:cs="Times New Roman"/>
           <w:sz w:val="24"/>
@@ -663,7 +663,7 @@
           </w:tcPr>
           <w:p>
             <w:pPr>
-              <w:jc w:val="both"/>
+              <w:jc w:val="left"/>
             </w:pPr>
             <w:r/>
             <w:r>
@@ -724,7 +724,6 @@
                 <w:b/>
                 <w:sz w:val="21"/>
               </w:rPr>
-              <w:br/>
               <w:t>1. client/src/api.js (Centralized Full-Stack API Client Layer):</w:t>
             </w:r>
           </w:p>
@@ -894,7 +893,6 @@
                 <w:b/>
                 <w:sz w:val="21"/>
               </w:rPr>
-              <w:br/>
               <w:t>2. client/src/components/TasksPage.jsx (Full-Stack State Management, Search, Filters &amp; Optimistic UI):</w:t>
             </w:r>
           </w:p>
@@ -1516,7 +1514,6 @@
                 <w:b/>
                 <w:sz w:val="21"/>
               </w:rPr>
-              <w:br/>
               <w:t>3. client/src/components/Toast.jsx (Supplementary Problem 3 - Toast Notification Component):</w:t>
             </w:r>
           </w:p>
@@ -1628,7 +1625,6 @@
                 <w:b/>
                 <w:sz w:val="21"/>
               </w:rPr>
-              <w:br/>
               <w:t>4. client/src/components/ConfirmModal.jsx (Supplementary Problem 2 - Delete Confirmation Dialog):</w:t>
             </w:r>
           </w:p>
@@ -1744,7 +1740,6 @@
                 <w:b/>
                 <w:sz w:val="21"/>
               </w:rPr>
-              <w:br/>
               <w:t>5. client/src/components/TaskForm.jsx (Task Creation Form Component):</w:t>
             </w:r>
           </w:p>
@@ -1986,7 +1981,6 @@
                 <w:b/>
                 <w:sz w:val="21"/>
               </w:rPr>
-              <w:br/>
               <w:t>6. server/server.js (Express Server with CORS &amp; Mongoose MongoDB Atlas Integration):</w:t>
             </w:r>
           </w:p>
@@ -2590,7 +2584,6 @@
                 <w:b/>
                 <w:sz w:val="21"/>
               </w:rPr>
-              <w:br/>
               <w:t>7. server/models/Task.js (Mongoose Schema, Enums, and Pre-Save Hook):</w:t>
             </w:r>
           </w:p>
@@ -2706,7 +2699,6 @@
                 <w:b/>
                 <w:sz w:val="21"/>
               </w:rPr>
-              <w:br/>
               <w:t>8. server/.env.example &amp; package.json (Config &amp; Monorepo Manifest):</w:t>
             </w:r>
           </w:p>
@@ -2845,7 +2837,7 @@
           </w:p>
           <w:p>
             <w:pPr>
-              <w:jc w:val="both"/>
+              <w:jc w:val="left"/>
             </w:pPr>
             <w:r>
               <w:rPr>
@@ -2853,7 +2845,6 @@
                 <w:b/>
                 <w:sz w:val="22"/>
               </w:rPr>
-              <w:br/>
               <w:t>1. Full-Stack System Architecture &amp; MongoDB Atlas Connectivity:</w:t>
               <w:br/>
             </w:r>
@@ -2867,7 +2858,7 @@
           </w:p>
           <w:p>
             <w:pPr>
-              <w:jc w:val="both"/>
+              <w:jc w:val="left"/>
             </w:pPr>
             <w:r>
               <w:rPr>
@@ -2875,7 +2866,6 @@
                 <w:b/>
                 <w:sz w:val="22"/>
               </w:rPr>
-              <w:br/>
               <w:t>2. CORS Setup (Step 1):</w:t>
               <w:br/>
             </w:r>
@@ -2889,7 +2879,7 @@
           </w:p>
           <w:p>
             <w:pPr>
-              <w:jc w:val="both"/>
+              <w:jc w:val="left"/>
             </w:pPr>
             <w:r>
               <w:rPr>
@@ -2897,7 +2887,6 @@
                 <w:b/>
                 <w:sz w:val="22"/>
               </w:rPr>
-              <w:br/>
               <w:t>3. Centralized API Service Layer (Step 2 - api.js):</w:t>
               <w:br/>
             </w:r>
@@ -2911,7 +2900,7 @@
           </w:p>
           <w:p>
             <w:pPr>
-              <w:jc w:val="both"/>
+              <w:jc w:val="left"/>
             </w:pPr>
             <w:r>
               <w:rPr>
@@ -2919,7 +2908,6 @@
                 <w:b/>
                 <w:sz w:val="22"/>
               </w:rPr>
-              <w:br/>
               <w:t>4. Task Fetching &amp; Live Rendering on Mount (Step 3):</w:t>
               <w:br/>
             </w:r>
@@ -2933,7 +2921,7 @@
           </w:p>
           <w:p>
             <w:pPr>
-              <w:jc w:val="both"/>
+              <w:jc w:val="left"/>
             </w:pPr>
             <w:r>
               <w:rPr>
@@ -2941,7 +2929,6 @@
                 <w:b/>
                 <w:sz w:val="22"/>
               </w:rPr>
-              <w:br/>
               <w:t>5. Task Creation Form (Step 4):</w:t>
               <w:br/>
             </w:r>
@@ -2955,7 +2942,7 @@
           </w:p>
           <w:p>
             <w:pPr>
-              <w:jc w:val="both"/>
+              <w:jc w:val="left"/>
             </w:pPr>
             <w:r>
               <w:rPr>
@@ -2963,7 +2950,6 @@
                 <w:b/>
                 <w:sz w:val="22"/>
               </w:rPr>
-              <w:br/>
               <w:t>6. Task Completion &amp; In-Place Editing (Step 5):</w:t>
               <w:br/>
             </w:r>
@@ -2977,7 +2963,7 @@
           </w:p>
           <w:p>
             <w:pPr>
-              <w:jc w:val="both"/>
+              <w:jc w:val="left"/>
             </w:pPr>
             <w:r>
               <w:rPr>
@@ -2985,7 +2971,6 @@
                 <w:b/>
                 <w:sz w:val="22"/>
               </w:rPr>
-              <w:br/>
               <w:t>7. Task Deletion (Step 6):</w:t>
               <w:br/>
             </w:r>
@@ -2999,7 +2984,7 @@
           </w:p>
           <w:p>
             <w:pPr>
-              <w:jc w:val="both"/>
+              <w:jc w:val="left"/>
             </w:pPr>
             <w:r>
               <w:rPr>
@@ -3007,7 +2992,6 @@
                 <w:b/>
                 <w:sz w:val="22"/>
               </w:rPr>
-              <w:br/>
               <w:t>8. Supplementary Problem 1 - Optimistic UI Updates:</w:t>
               <w:br/>
             </w:r>
@@ -3021,7 +3005,7 @@
           </w:p>
           <w:p>
             <w:pPr>
-              <w:jc w:val="both"/>
+              <w:jc w:val="left"/>
             </w:pPr>
             <w:r>
               <w:rPr>
@@ -3029,7 +3013,6 @@
                 <w:b/>
                 <w:sz w:val="22"/>
               </w:rPr>
-              <w:br/>
               <w:t>9. Supplementary Problem 2 - Delete Confirmation Modal Component:</w:t>
               <w:br/>
             </w:r>
@@ -3043,7 +3026,7 @@
           </w:p>
           <w:p>
             <w:pPr>
-              <w:jc w:val="both"/>
+              <w:jc w:val="left"/>
             </w:pPr>
             <w:r>
               <w:rPr>
@@ -3051,7 +3034,6 @@
                 <w:b/>
                 <w:sz w:val="22"/>
               </w:rPr>
-              <w:br/>
               <w:t>10. Supplementary Problem 3 - Toast Notification Feedback System:</w:t>
               <w:br/>
             </w:r>
@@ -3065,7 +3047,7 @@
           </w:p>
           <w:p>
             <w:pPr>
-              <w:jc w:val="both"/>
+              <w:jc w:val="left"/>
             </w:pPr>
             <w:r>
               <w:rPr>
@@ -3073,7 +3055,6 @@
                 <w:b/>
                 <w:sz w:val="22"/>
               </w:rPr>
-              <w:br/>
               <w:t>11. Real-Time Search &amp; Status Filtering:</w:t>
               <w:br/>
             </w:r>
@@ -3087,7 +3068,7 @@
           </w:p>
           <w:p>
             <w:pPr>
-              <w:jc w:val="both"/>
+              <w:jc w:val="left"/>
             </w:pPr>
             <w:r>
               <w:rPr>
@@ -3095,7 +3076,6 @@
                 <w:b/>
                 <w:sz w:val="22"/>
               </w:rPr>
-              <w:br/>
               <w:t>12. Automated Integration Test Suite (14 / 14 Tests Passed):</w:t>
               <w:br/>
             </w:r>
@@ -3117,7 +3097,6 @@
                 <w:b/>
                 <w:sz w:val="22"/>
               </w:rPr>
-              <w:br/>
               <w:t>Atlas Cloud Integration Test Execution Log:</w:t>
               <w:br/>
             </w:r>
@@ -3189,7 +3168,7 @@
           <w:tab w:val="left" w:pos="3375"/>
         </w:tabs>
         <w:ind w:right="450"/>
-        <w:jc w:val="both"/>
+        <w:jc w:val="left"/>
         <w:rPr>
           <w:rFonts w:ascii="Times New Roman" w:hAnsi="Times New Roman" w:eastAsia="Times New Roman" w:cs="Times New Roman"/>
           <w:sz w:val="24"/>
@@ -3243,7 +3222,7 @@
           <w:tab w:val="left" w:pos="3375"/>
         </w:tabs>
         <w:ind w:right="450"/>
-        <w:jc w:val="both"/>
+        <w:jc w:val="left"/>
         <w:rPr>
           <w:rFonts w:ascii="Times New Roman" w:hAnsi="Times New Roman" w:eastAsia="Times New Roman" w:cs="Times New Roman"/>
           <w:sz w:val="24"/>
